--- a/docs/manuals/EarnedHome-Loan-Officer-Manual.docx
+++ b/docs/manuals/EarnedHome-Loan-Officer-Manual.docx
@@ -388,7 +388,7 @@
           <w:sz w:val="24"/>
           <w:szCs w:val="24"/>
         </w:rPr>
-        <w:t xml:space="preserve">Compliance basics</w:t>
+        <w:t xml:space="preserve">Common questions</w:t>
       </w:r>
     </w:p>
     <w:p>
@@ -405,6 +405,30 @@
           <w:szCs w:val="24"/>
         </w:rPr>
         <w:t xml:space="preserve">10.   </w:t>
+      </w:r>
+      <w:r>
+        <w:rPr>
+          <w:color w:val="222222"/>
+          <w:sz w:val="24"/>
+          <w:szCs w:val="24"/>
+        </w:rPr>
+        <w:t xml:space="preserve">Compliance basics</w:t>
+      </w:r>
+    </w:p>
+    <w:p>
+      <w:pPr>
+        <w:spacing w:after="90" w:line="300"/>
+        <w:ind w:left="40"/>
+      </w:pPr>
+      <w:r>
+        <w:rPr>
+          <w:b/>
+          <w:bCs/>
+          <w:color w:val="1F4E79"/>
+          <w:sz w:val="24"/>
+          <w:szCs w:val="24"/>
+        </w:rPr>
+        <w:t xml:space="preserve">11.   </w:t>
       </w:r>
       <w:r>
         <w:rPr>
@@ -587,14 +611,14 @@
           <w:b/>
           <w:bCs/>
         </w:rPr>
-        <w:t xml:space="preserve">Set password &amp; sign in</w:t>
-      </w:r>
-      <w:r>
-        <w:rPr>
-          <w:b w:val="false"/>
-          <w:bCs w:val="false"/>
-        </w:rPr>
-        <w:t xml:space="preserve">; choose a password.</w:t>
+        <w:t xml:space="preserve">Continue</w:t>
+      </w:r>
+      <w:r>
+        <w:rPr>
+          <w:b w:val="false"/>
+          <w:bCs w:val="false"/>
+        </w:rPr>
+        <w:t xml:space="preserve"> on the EarnedHome page, then set your password.</w:t>
       </w:r>
     </w:p>
     <w:p>
@@ -673,6 +697,59 @@
         <w:t xml:space="preserve"> on the sign-in page.</w:t>
       </w:r>
     </w:p>
+    <w:tbl>
+      <w:tblPr>
+        <w:tblW w:type="dxa" w:w="9360"/>
+        <w:tblBorders>
+          <w:top w:val="single" w:color="auto" w:sz="4"/>
+          <w:left w:val="single" w:color="auto" w:sz="4"/>
+          <w:bottom w:val="single" w:color="auto" w:sz="4"/>
+          <w:right w:val="single" w:color="auto" w:sz="4"/>
+          <w:insideH w:val="single" w:color="auto" w:sz="4"/>
+          <w:insideV w:val="single" w:color="auto" w:sz="4"/>
+        </w:tblBorders>
+      </w:tblPr>
+      <w:tblGrid>
+        <w:gridCol w:w="9360"/>
+      </w:tblGrid>
+      <w:tr>
+        <w:tc>
+          <w:tcPr>
+            <w:tcW w:type="dxa" w:w="9360"/>
+            <w:tcBorders>
+              <w:top w:val="none"/>
+              <w:left w:val="single" w:color="2E7D32" w:sz="18"/>
+              <w:bottom w:val="none"/>
+              <w:right w:val="none"/>
+            </w:tcBorders>
+            <w:shd w:fill="E8F5E9" w:val="clear"/>
+            <w:tcMar>
+              <w:top w:type="dxa" w:w="120"/>
+              <w:left w:type="dxa" w:w="200"/>
+              <w:bottom w:type="dxa" w:w="120"/>
+              <w:right w:type="dxa" w:w="160"/>
+            </w:tcMar>
+          </w:tcPr>
+          <w:p>
+            <w:r>
+              <w:rPr>
+                <w:b/>
+                <w:bCs/>
+                <w:color w:val="2E7D32"/>
+              </w:rPr>
+              <w:t xml:space="preserve">Tip: </w:t>
+            </w:r>
+            <w:r>
+              <w:rPr>
+                <w:b w:val="false"/>
+                <w:bCs w:val="false"/>
+              </w:rPr>
+              <w:t xml:space="preserve">If the sign-in email lands in spam, mark it "Not spam" and open it again — the link stays valid until you use it.</w:t>
+            </w:r>
+          </w:p>
+        </w:tc>
+      </w:tr>
+    </w:tbl>
     <w:p>
       <w:pPr>
         <w:pStyle w:val="Heading1"/>
@@ -783,7 +860,21 @@
           <w:b w:val="false"/>
           <w:bCs w:val="false"/>
         </w:rPr>
-        <w:t xml:space="preserve"> dropdown.</w:t>
+        <w:t xml:space="preserve"> dropdown. An </w:t>
+      </w:r>
+      <w:r>
+        <w:rPr>
+          <w:b/>
+          <w:bCs/>
+        </w:rPr>
+        <w:t xml:space="preserve">Agent updates: Yes / No</w:t>
+      </w:r>
+      <w:r>
+        <w:rPr>
+          <w:b w:val="false"/>
+          <w:bCs w:val="false"/>
+        </w:rPr>
+        <w:t xml:space="preserve"> badge shows whether the buyer let their agent see loan status.</w:t>
       </w:r>
     </w:p>
     <w:p>
@@ -803,6 +894,101 @@
         <w:t xml:space="preserve">Click a row to see the buyer's scenario, the quote they saw, and to add notes.</w:t>
       </w:r>
     </w:p>
+    <w:tbl>
+      <w:tblPr>
+        <w:tblW w:type="dxa" w:w="9360"/>
+        <w:tblBorders>
+          <w:top w:val="single" w:color="auto" w:sz="4"/>
+          <w:left w:val="single" w:color="auto" w:sz="4"/>
+          <w:bottom w:val="single" w:color="auto" w:sz="4"/>
+          <w:right w:val="single" w:color="auto" w:sz="4"/>
+          <w:insideH w:val="single" w:color="auto" w:sz="4"/>
+          <w:insideV w:val="single" w:color="auto" w:sz="4"/>
+        </w:tblBorders>
+      </w:tblPr>
+      <w:tblGrid>
+        <w:gridCol w:w="9360"/>
+      </w:tblGrid>
+      <w:tr>
+        <w:tc>
+          <w:tcPr>
+            <w:tcW w:type="dxa" w:w="9360"/>
+            <w:tcBorders>
+              <w:top w:val="none"/>
+              <w:left w:val="single" w:color="2E75B6" w:sz="18"/>
+              <w:bottom w:val="none"/>
+              <w:right w:val="none"/>
+            </w:tcBorders>
+            <w:shd w:fill="EAF1F8" w:val="clear"/>
+            <w:tcMar>
+              <w:top w:type="dxa" w:w="120"/>
+              <w:left w:type="dxa" w:w="200"/>
+              <w:bottom w:type="dxa" w:w="120"/>
+              <w:right w:type="dxa" w:w="160"/>
+            </w:tcMar>
+          </w:tcPr>
+          <w:p>
+            <w:r>
+              <w:rPr>
+                <w:b/>
+                <w:bCs/>
+                <w:color w:val="2E75B6"/>
+              </w:rPr>
+              <w:t xml:space="preserve">Note: </w:t>
+            </w:r>
+            <w:r>
+              <w:rPr>
+                <w:b w:val="false"/>
+                <w:bCs w:val="false"/>
+              </w:rPr>
+              <w:t xml:space="preserve">The header shows </w:t>
+            </w:r>
+            <w:r>
+              <w:rPr>
+                <w:b/>
+                <w:bCs/>
+              </w:rPr>
+              <w:t xml:space="preserve">"Signed in: your name · LO."</w:t>
+            </w:r>
+            <w:r>
+              <w:rPr>
+                <w:b w:val="false"/>
+                <w:bCs w:val="false"/>
+              </w:rPr>
+              <w:t xml:space="preserve"> For security you're signed out after </w:t>
+            </w:r>
+            <w:r>
+              <w:rPr>
+                <w:b/>
+                <w:bCs/>
+              </w:rPr>
+              <w:t xml:space="preserve">15 minutes of inactivity</w:t>
+            </w:r>
+            <w:r>
+              <w:rPr>
+                <w:b w:val="false"/>
+                <w:bCs w:val="false"/>
+              </w:rPr>
+              <w:t xml:space="preserve">, with a one-minute </w:t>
+            </w:r>
+            <w:r>
+              <w:rPr>
+                <w:b/>
+                <w:bCs/>
+              </w:rPr>
+              <w:t xml:space="preserve">"Still there?"</w:t>
+            </w:r>
+            <w:r>
+              <w:rPr>
+                <w:b w:val="false"/>
+                <w:bCs w:val="false"/>
+              </w:rPr>
+              <w:t xml:space="preserve"> warning first.</w:t>
+            </w:r>
+          </w:p>
+        </w:tc>
+      </w:tr>
+    </w:tbl>
     <w:p>
       <w:pPr>
         <w:pStyle w:val="Heading1"/>
@@ -862,6 +1048,129 @@
         <w:t xml:space="preserve">) with the Status dropdown. Keeping status current keeps your metrics — and any agent's status view — accurate.</w:t>
       </w:r>
     </w:p>
+    <w:tbl>
+      <w:tblPr>
+        <w:tblW w:type="dxa" w:w="9360"/>
+        <w:tblBorders>
+          <w:top w:val="single" w:color="auto" w:sz="4"/>
+          <w:left w:val="single" w:color="auto" w:sz="4"/>
+          <w:bottom w:val="single" w:color="auto" w:sz="4"/>
+          <w:right w:val="single" w:color="auto" w:sz="4"/>
+          <w:insideH w:val="single" w:color="auto" w:sz="4"/>
+          <w:insideV w:val="single" w:color="auto" w:sz="4"/>
+        </w:tblBorders>
+      </w:tblPr>
+      <w:tblGrid>
+        <w:gridCol w:w="9360"/>
+      </w:tblGrid>
+      <w:tr>
+        <w:tc>
+          <w:tcPr>
+            <w:tcW w:type="dxa" w:w="9360"/>
+            <w:tcBorders>
+              <w:top w:val="none"/>
+              <w:left w:val="single" w:color="2E75B6" w:sz="18"/>
+              <w:bottom w:val="none"/>
+              <w:right w:val="none"/>
+            </w:tcBorders>
+            <w:shd w:fill="EAF1F8" w:val="clear"/>
+            <w:tcMar>
+              <w:top w:type="dxa" w:w="120"/>
+              <w:left w:type="dxa" w:w="200"/>
+              <w:bottom w:type="dxa" w:w="120"/>
+              <w:right w:type="dxa" w:w="160"/>
+            </w:tcMar>
+          </w:tcPr>
+          <w:p>
+            <w:r>
+              <w:rPr>
+                <w:b/>
+                <w:bCs/>
+                <w:color w:val="2E75B6"/>
+              </w:rPr>
+              <w:t xml:space="preserve">Note: </w:t>
+            </w:r>
+            <w:r>
+              <w:rPr>
+                <w:b w:val="false"/>
+                <w:bCs w:val="false"/>
+              </w:rPr>
+              <w:t xml:space="preserve">For a referring agent (only if the buyer consented), your statuses appear as friendly stages: </w:t>
+            </w:r>
+            <w:r>
+              <w:rPr>
+                <w:b/>
+                <w:bCs/>
+              </w:rPr>
+              <w:t xml:space="preserve">New</w:t>
+            </w:r>
+            <w:r>
+              <w:rPr>
+                <w:b w:val="false"/>
+                <w:bCs w:val="false"/>
+              </w:rPr>
+              <w:t xml:space="preserve"> shows as *Connected*; </w:t>
+            </w:r>
+            <w:r>
+              <w:rPr>
+                <w:b/>
+                <w:bCs/>
+              </w:rPr>
+              <w:t xml:space="preserve">Initial contact</w:t>
+            </w:r>
+            <w:r>
+              <w:rPr>
+                <w:b w:val="false"/>
+                <w:bCs w:val="false"/>
+              </w:rPr>
+              <w:t xml:space="preserve"> and </w:t>
+            </w:r>
+            <w:r>
+              <w:rPr>
+                <w:b/>
+                <w:bCs/>
+              </w:rPr>
+              <w:t xml:space="preserve">Working</w:t>
+            </w:r>
+            <w:r>
+              <w:rPr>
+                <w:b w:val="false"/>
+                <w:bCs w:val="false"/>
+              </w:rPr>
+              <w:t xml:space="preserve"> show as *In process*; </w:t>
+            </w:r>
+            <w:r>
+              <w:rPr>
+                <w:b/>
+                <w:bCs/>
+              </w:rPr>
+              <w:t xml:space="preserve">Closed / Funded</w:t>
+            </w:r>
+            <w:r>
+              <w:rPr>
+                <w:b w:val="false"/>
+                <w:bCs w:val="false"/>
+              </w:rPr>
+              <w:t xml:space="preserve"> shows as *Closed*; </w:t>
+            </w:r>
+            <w:r>
+              <w:rPr>
+                <w:b/>
+                <w:bCs/>
+              </w:rPr>
+              <w:t xml:space="preserve">Lost</w:t>
+            </w:r>
+            <w:r>
+              <w:rPr>
+                <w:b w:val="false"/>
+                <w:bCs w:val="false"/>
+              </w:rPr>
+              <w:t xml:space="preserve"> shows as *Inactive*.</w:t>
+            </w:r>
+          </w:p>
+        </w:tc>
+      </w:tr>
+    </w:tbl>
     <w:p>
       <w:pPr>
         <w:pStyle w:val="Heading2"/>
@@ -1047,7 +1356,7 @@
           <w:b/>
           <w:bCs/>
         </w:rPr>
-        <w:t xml:space="preserve">Email link</w:t>
+        <w:t xml:space="preserve">Email links</w:t>
       </w:r>
       <w:r>
         <w:rPr>
@@ -1068,7 +1377,7 @@
           <w:b w:val="false"/>
           <w:bCs w:val="false"/>
         </w:rPr>
-        <w:t xml:space="preserve"> of their links (share + status).</w:t>
+        <w:t xml:space="preserve"> of their links (share + status) in one email.</w:t>
       </w:r>
     </w:p>
     <w:p>
@@ -1139,9 +1448,76 @@
           <w:b w:val="false"/>
           <w:bCs w:val="false"/>
         </w:rPr>
-        <w:t xml:space="preserve"> — they'll see stages (Connected, In process, Closed), never financial details.</w:t>
-      </w:r>
-    </w:p>
+        <w:t xml:space="preserve"> — they'll see stages (Connected, In process, Closed), never financial details. Their page keeps itself current, so they don't have to reload.</w:t>
+      </w:r>
+    </w:p>
+    <w:tbl>
+      <w:tblPr>
+        <w:tblW w:type="dxa" w:w="9360"/>
+        <w:tblBorders>
+          <w:top w:val="single" w:color="auto" w:sz="4"/>
+          <w:left w:val="single" w:color="auto" w:sz="4"/>
+          <w:bottom w:val="single" w:color="auto" w:sz="4"/>
+          <w:right w:val="single" w:color="auto" w:sz="4"/>
+          <w:insideH w:val="single" w:color="auto" w:sz="4"/>
+          <w:insideV w:val="single" w:color="auto" w:sz="4"/>
+        </w:tblBorders>
+      </w:tblPr>
+      <w:tblGrid>
+        <w:gridCol w:w="9360"/>
+      </w:tblGrid>
+      <w:tr>
+        <w:tc>
+          <w:tcPr>
+            <w:tcW w:type="dxa" w:w="9360"/>
+            <w:tcBorders>
+              <w:top w:val="none"/>
+              <w:left w:val="single" w:color="2E75B6" w:sz="18"/>
+              <w:bottom w:val="none"/>
+              <w:right w:val="none"/>
+            </w:tcBorders>
+            <w:shd w:fill="EAF1F8" w:val="clear"/>
+            <w:tcMar>
+              <w:top w:type="dxa" w:w="120"/>
+              <w:left w:type="dxa" w:w="200"/>
+              <w:bottom w:type="dxa" w:w="120"/>
+              <w:right w:type="dxa" w:w="160"/>
+            </w:tcMar>
+          </w:tcPr>
+          <w:p>
+            <w:r>
+              <w:rPr>
+                <w:b/>
+                <w:bCs/>
+                <w:color w:val="2E75B6"/>
+              </w:rPr>
+              <w:t xml:space="preserve">Note: </w:t>
+            </w:r>
+            <w:r>
+              <w:rPr>
+                <w:b w:val="false"/>
+                <w:bCs w:val="false"/>
+              </w:rPr>
+              <w:t xml:space="preserve">If </w:t>
+            </w:r>
+            <w:r>
+              <w:rPr>
+                <w:b/>
+                <w:bCs/>
+              </w:rPr>
+              <w:t xml:space="preserve">you</w:t>
+            </w:r>
+            <w:r>
+              <w:rPr>
+                <w:b w:val="false"/>
+                <w:bCs w:val="false"/>
+              </w:rPr>
+              <w:t xml:space="preserve"> are turned off by your broker, your referral partners' links and status pages are turned off too — until you're turned back on.</w:t>
+            </w:r>
+          </w:p>
+        </w:tc>
+      </w:tr>
+    </w:tbl>
     <w:p>
       <w:pPr>
         <w:pStyle w:val="Heading1"/>
@@ -1277,7 +1653,7 @@
           <w:b/>
           <w:bCs/>
         </w:rPr>
-        <w:t xml:space="preserve">new-lead alert</w:t>
+        <w:t xml:space="preserve">new-lead alert in your own inbox</w:t>
       </w:r>
       <w:r>
         <w:rPr>
@@ -1295,7 +1671,136 @@
         <w:ind w:left="100" w:right="100"/>
       </w:pPr>
       <w:r>
-        <w:t xml:space="preserve">9.   Compliance basics</w:t>
+        <w:t xml:space="preserve">9.   Common questions</w:t>
+      </w:r>
+    </w:p>
+    <w:p>
+      <w:pPr>
+        <w:spacing w:after="120" w:line="276"/>
+      </w:pPr>
+      <w:r>
+        <w:rPr>
+          <w:b/>
+          <w:bCs/>
+        </w:rPr>
+        <w:t xml:space="preserve">My sign-in link says it's expired or invalid.</w:t>
+      </w:r>
+      <w:r>
+        <w:rPr>
+          <w:b w:val="false"/>
+          <w:bCs w:val="false"/>
+        </w:rPr>
+        <w:t xml:space="preserve"> Request a fresh one with </w:t>
+      </w:r>
+      <w:r>
+        <w:rPr>
+          <w:b/>
+          <w:bCs/>
+        </w:rPr>
+        <w:t xml:space="preserve">Forgot password?</w:t>
+      </w:r>
+      <w:r>
+        <w:rPr>
+          <w:b w:val="false"/>
+          <w:bCs w:val="false"/>
+        </w:rPr>
+        <w:t xml:space="preserve">, or ask your broker to resend it, and open it promptly. If it went to spam, mark it "Not spam" first, then open it.</w:t>
+      </w:r>
+    </w:p>
+    <w:p>
+      <w:pPr>
+        <w:spacing w:after="120" w:line="276"/>
+      </w:pPr>
+      <w:r>
+        <w:rPr>
+          <w:b/>
+          <w:bCs/>
+        </w:rPr>
+        <w:t xml:space="preserve">An agent I added shows the wrong loan officer to buyers.</w:t>
+      </w:r>
+      <w:r>
+        <w:rPr>
+          <w:b w:val="false"/>
+          <w:bCs w:val="false"/>
+        </w:rPr>
+        <w:t xml:space="preserve"> An agent is tied to whoever </w:t>
+      </w:r>
+      <w:r>
+        <w:rPr>
+          <w:b/>
+          <w:bCs/>
+        </w:rPr>
+        <w:t xml:space="preserve">created</w:t>
+      </w:r>
+      <w:r>
+        <w:rPr>
+          <w:b w:val="false"/>
+          <w:bCs w:val="false"/>
+        </w:rPr>
+        <w:t xml:space="preserve"> them. Add your agents while signed in as </w:t>
+      </w:r>
+      <w:r>
+        <w:rPr>
+          <w:b/>
+          <w:bCs/>
+        </w:rPr>
+        <w:t xml:space="preserve">yourself</w:t>
+      </w:r>
+      <w:r>
+        <w:rPr>
+          <w:b w:val="false"/>
+          <w:bCs w:val="false"/>
+        </w:rPr>
+        <w:t xml:space="preserve"> so their buyers route to you.</w:t>
+      </w:r>
+    </w:p>
+    <w:p>
+      <w:pPr>
+        <w:spacing w:after="120" w:line="276"/>
+      </w:pPr>
+      <w:r>
+        <w:rPr>
+          <w:b/>
+          <w:bCs/>
+        </w:rPr>
+        <w:t xml:space="preserve">Where do I find the buyer's phone and email?</w:t>
+      </w:r>
+      <w:r>
+        <w:rPr>
+          <w:b w:val="false"/>
+          <w:bCs w:val="false"/>
+        </w:rPr>
+        <w:t xml:space="preserve"> On the lead's row, and in the expanded detail when you click the row open.</w:t>
+      </w:r>
+    </w:p>
+    <w:p>
+      <w:pPr>
+        <w:spacing w:after="120" w:line="276"/>
+      </w:pPr>
+      <w:r>
+        <w:rPr>
+          <w:b/>
+          <w:bCs/>
+        </w:rPr>
+        <w:t xml:space="preserve">An agent says their status page isn't changing.</w:t>
+      </w:r>
+      <w:r>
+        <w:rPr>
+          <w:b w:val="false"/>
+          <w:bCs w:val="false"/>
+        </w:rPr>
+        <w:t xml:space="preserve"> It refreshes on its own; they can also reload it. It only shows loan progress for buyers who authorized status sharing — otherwise it stays on "Connected."</w:t>
+      </w:r>
+    </w:p>
+    <w:p>
+      <w:pPr>
+        <w:pStyle w:val="Heading1"/>
+        <w:shd w:fill="EAF1F8" w:val="clear"/>
+        <w:spacing w:after="160" w:before="300"/>
+        <w:ind w:left="100" w:right="100"/>
+      </w:pPr>
+      <w:r>
+        <w:t xml:space="preserve">10.   Compliance basics</w:t>
       </w:r>
     </w:p>
     <w:p>
@@ -1327,6 +1832,51 @@
           <w:bCs w:val="false"/>
         </w:rPr>
         <w:t xml:space="preserve"> before you receive the lead.</w:t>
+      </w:r>
+    </w:p>
+    <w:p>
+      <w:pPr>
+        <w:pStyle w:val="ListParagraph"/>
+        <w:numPr>
+          <w:ilvl w:val="0"/>
+          <w:numId w:val="3"/>
+        </w:numPr>
+        <w:spacing w:after="70" w:line="272"/>
+      </w:pPr>
+      <w:r>
+        <w:rPr>
+          <w:b w:val="false"/>
+          <w:bCs w:val="false"/>
+        </w:rPr>
+        <w:t xml:space="preserve">A buyer *separately* decides whether their </w:t>
+      </w:r>
+      <w:r>
+        <w:rPr>
+          <w:b/>
+          <w:bCs/>
+        </w:rPr>
+        <w:t xml:space="preserve">agent</w:t>
+      </w:r>
+      <w:r>
+        <w:rPr>
+          <w:b w:val="false"/>
+          <w:bCs w:val="false"/>
+        </w:rPr>
+        <w:t xml:space="preserve"> may see their loan status (the </w:t>
+      </w:r>
+      <w:r>
+        <w:rPr>
+          <w:b/>
+          <w:bCs/>
+        </w:rPr>
+        <w:t xml:space="preserve">Agent updates</w:t>
+      </w:r>
+      <w:r>
+        <w:rPr>
+          <w:b w:val="false"/>
+          <w:bCs w:val="false"/>
+        </w:rPr>
+        <w:t xml:space="preserve"> badge).</w:t>
       </w:r>
     </w:p>
     <w:p>
@@ -1438,7 +1988,7 @@
         <w:ind w:left="100" w:right="100"/>
       </w:pPr>
       <w:r>
-        <w:t xml:space="preserve">10.   Support</w:t>
+        <w:t xml:space="preserve">11.   Support</w:t>
       </w:r>
     </w:p>
     <w:p>

--- a/docs/manuals/EarnedHome-Loan-Officer-Manual.docx
+++ b/docs/manuals/EarnedHome-Loan-Officer-Manual.docx
@@ -604,21 +604,49 @@
           <w:b w:val="false"/>
           <w:bCs w:val="false"/>
         </w:rPr>
-        <w:t xml:space="preserve">Open it and select </w:t>
-      </w:r>
-      <w:r>
-        <w:rPr>
-          <w:b/>
-          <w:bCs/>
-        </w:rPr>
-        <w:t xml:space="preserve">Continue</w:t>
-      </w:r>
-      <w:r>
-        <w:rPr>
-          <w:b w:val="false"/>
-          <w:bCs w:val="false"/>
-        </w:rPr>
-        <w:t xml:space="preserve"> on the EarnedHome page, then set your password.</w:t>
+        <w:t xml:space="preserve">The email has </w:t>
+      </w:r>
+      <w:r>
+        <w:rPr>
+          <w:b/>
+          <w:bCs/>
+        </w:rPr>
+        <w:t xml:space="preserve">two links</w:t>
+      </w:r>
+      <w:r>
+        <w:rPr>
+          <w:b w:val="false"/>
+          <w:bCs w:val="false"/>
+        </w:rPr>
+        <w:t xml:space="preserve">: a one-time </w:t>
+      </w:r>
+      <w:r>
+        <w:rPr>
+          <w:b/>
+          <w:bCs/>
+        </w:rPr>
+        <w:t xml:space="preserve">Set password</w:t>
+      </w:r>
+      <w:r>
+        <w:rPr>
+          <w:b w:val="false"/>
+          <w:bCs w:val="false"/>
+        </w:rPr>
+        <w:t xml:space="preserve"> button (first sign-in only — it expires), and your permanent </w:t>
+      </w:r>
+      <w:r>
+        <w:rPr>
+          <w:b/>
+          <w:bCs/>
+        </w:rPr>
+        <w:t xml:space="preserve">sign-in page</w:t>
+      </w:r>
+      <w:r>
+        <w:rPr>
+          <w:b w:val="false"/>
+          <w:bCs w:val="false"/>
+        </w:rPr>
+        <w:t xml:space="preserve"> link.</w:t>
       </w:r>
     </w:p>
     <w:p>
@@ -635,7 +663,21 @@
           <w:b w:val="false"/>
           <w:bCs w:val="false"/>
         </w:rPr>
-        <w:t xml:space="preserve">You land on your </w:t>
+        <w:t xml:space="preserve">Select </w:t>
+      </w:r>
+      <w:r>
+        <w:rPr>
+          <w:b/>
+          <w:bCs/>
+        </w:rPr>
+        <w:t xml:space="preserve">Set password</w:t>
+      </w:r>
+      <w:r>
+        <w:rPr>
+          <w:b w:val="false"/>
+          <w:bCs w:val="false"/>
+        </w:rPr>
+        <w:t xml:space="preserve">, choose a password, and you land on your </w:t>
       </w:r>
       <w:r>
         <w:rPr>
@@ -649,21 +691,7 @@
           <w:b w:val="false"/>
           <w:bCs w:val="false"/>
         </w:rPr>
-        <w:t xml:space="preserve"> dashboard. Next time, sign in at your company's login page (e.g. </w:t>
-      </w:r>
-      <w:r>
-        <w:rPr>
-          <w:b/>
-          <w:bCs/>
-        </w:rPr>
-        <w:t xml:space="preserve">home.rparryfinancial.com/login</w:t>
-      </w:r>
-      <w:r>
-        <w:rPr>
-          <w:b w:val="false"/>
-          <w:bCs w:val="false"/>
-        </w:rPr>
-        <w:t xml:space="preserve">).</w:t>
+        <w:t xml:space="preserve"> dashboard.</w:t>
       </w:r>
     </w:p>
     <w:p>
@@ -677,6 +705,44 @@
       </w:pPr>
       <w:r>
         <w:rPr>
+          <w:b/>
+          <w:bCs/>
+        </w:rPr>
+        <w:t xml:space="preserve">Bookmark the sign-in page</w:t>
+      </w:r>
+      <w:r>
+        <w:rPr>
+          <w:b w:val="false"/>
+          <w:bCs w:val="false"/>
+        </w:rPr>
+        <w:t xml:space="preserve"> (e.g. </w:t>
+      </w:r>
+      <w:r>
+        <w:rPr>
+          <w:b/>
+          <w:bCs/>
+        </w:rPr>
+        <w:t xml:space="preserve">home.rparryfinancial.com/login</w:t>
+      </w:r>
+      <w:r>
+        <w:rPr>
+          <w:b w:val="false"/>
+          <w:bCs w:val="false"/>
+        </w:rPr>
+        <w:t xml:space="preserve">) — from now on that's the page you use every time. Don't reuse the one-time Set-password button.</w:t>
+      </w:r>
+    </w:p>
+    <w:p>
+      <w:pPr>
+        <w:pStyle w:val="ListParagraph"/>
+        <w:numPr>
+          <w:ilvl w:val="0"/>
+          <w:numId w:val="2"/>
+        </w:numPr>
+        <w:spacing w:after="70" w:line="272"/>
+      </w:pPr>
+      <w:r>
+        <w:rPr>
           <w:b w:val="false"/>
           <w:bCs w:val="false"/>
         </w:rPr>
@@ -694,7 +760,7 @@
           <w:b w:val="false"/>
           <w:bCs w:val="false"/>
         </w:rPr>
-        <w:t xml:space="preserve"> on the sign-in page.</w:t>
+        <w:t xml:space="preserve"> on the sign-in page for a fresh link.</w:t>
       </w:r>
     </w:p>
     <w:tbl>
@@ -744,7 +810,74 @@
                 <w:b w:val="false"/>
                 <w:bCs w:val="false"/>
               </w:rPr>
-              <w:t xml:space="preserve">If the sign-in email lands in spam, mark it "Not spam" and open it again — the link stays valid until you use it.</w:t>
+              <w:t xml:space="preserve">If the sign-in email lands in spam, mark it "Not spam" and open it again — the one-time link stays valid until you use it.</w:t>
+            </w:r>
+          </w:p>
+        </w:tc>
+      </w:tr>
+    </w:tbl>
+    <w:tbl>
+      <w:tblPr>
+        <w:tblW w:type="dxa" w:w="9360"/>
+        <w:tblBorders>
+          <w:top w:val="single" w:color="auto" w:sz="4"/>
+          <w:left w:val="single" w:color="auto" w:sz="4"/>
+          <w:bottom w:val="single" w:color="auto" w:sz="4"/>
+          <w:right w:val="single" w:color="auto" w:sz="4"/>
+          <w:insideH w:val="single" w:color="auto" w:sz="4"/>
+          <w:insideV w:val="single" w:color="auto" w:sz="4"/>
+        </w:tblBorders>
+      </w:tblPr>
+      <w:tblGrid>
+        <w:gridCol w:w="9360"/>
+      </w:tblGrid>
+      <w:tr>
+        <w:tc>
+          <w:tcPr>
+            <w:tcW w:type="dxa" w:w="9360"/>
+            <w:tcBorders>
+              <w:top w:val="none"/>
+              <w:left w:val="single" w:color="2E75B6" w:sz="18"/>
+              <w:bottom w:val="none"/>
+              <w:right w:val="none"/>
+            </w:tcBorders>
+            <w:shd w:fill="EAF1F8" w:val="clear"/>
+            <w:tcMar>
+              <w:top w:type="dxa" w:w="120"/>
+              <w:left w:type="dxa" w:w="200"/>
+              <w:bottom w:type="dxa" w:w="120"/>
+              <w:right w:type="dxa" w:w="160"/>
+            </w:tcMar>
+          </w:tcPr>
+          <w:p>
+            <w:r>
+              <w:rPr>
+                <w:b/>
+                <w:bCs/>
+                <w:color w:val="2E75B6"/>
+              </w:rPr>
+              <w:t xml:space="preserve">Note: </w:t>
+            </w:r>
+            <w:r>
+              <w:rPr>
+                <w:b w:val="false"/>
+                <w:bCs w:val="false"/>
+              </w:rPr>
+              <w:t xml:space="preserve">After any password change, EarnedHome emails you a </w:t>
+            </w:r>
+            <w:r>
+              <w:rPr>
+                <w:b/>
+                <w:bCs/>
+              </w:rPr>
+              <w:t xml:space="preserve">"your password was changed"</w:t>
+            </w:r>
+            <w:r>
+              <w:rPr>
+                <w:b w:val="false"/>
+                <w:bCs w:val="false"/>
+              </w:rPr>
+              <w:t xml:space="preserve"> confirmation. If you didn't make that change, contact your broker administrator right away.</w:t>
             </w:r>
           </w:p>
         </w:tc>
@@ -829,7 +962,35 @@
           <w:b w:val="false"/>
           <w:bCs w:val="false"/>
         </w:rPr>
-        <w:t xml:space="preserve">Metric cards: quotes, total leads, new/unworked, this week, closed/funded, and your conversion rates.</w:t>
+        <w:t xml:space="preserve">Metric cards show </w:t>
+      </w:r>
+      <w:r>
+        <w:rPr>
+          <w:b/>
+          <w:bCs/>
+        </w:rPr>
+        <w:t xml:space="preserve">your</w:t>
+      </w:r>
+      <w:r>
+        <w:rPr>
+          <w:b w:val="false"/>
+          <w:bCs w:val="false"/>
+        </w:rPr>
+        <w:t xml:space="preserve"> numbers: total leads, new/unworked, leads this week, closed/funded, and closed this month, plus your </w:t>
+      </w:r>
+      <w:r>
+        <w:rPr>
+          <w:b/>
+          <w:bCs/>
+        </w:rPr>
+        <w:t xml:space="preserve">Lead → Closed</w:t>
+      </w:r>
+      <w:r>
+        <w:rPr>
+          <w:b w:val="false"/>
+          <w:bCs w:val="false"/>
+        </w:rPr>
+        <w:t xml:space="preserve"> and monthly close rates. (Company-wide quote volume and Quote → lead show only for your broker admin.)</w:t>
       </w:r>
     </w:p>
     <w:p>
